--- a/core/crates/wo-conformance/corpus/cases/14-justified.docx
+++ b/core/crates/wo-conformance/corpus/cases/14-justified.docx
@@ -10,6 +10,10 @@
         <w:t>This is a longer paragraph that should exercise line wrapping with justified alignment. The quick brown fox jumps over the lazy dog. Pack my box with five dozen liquor jugs.</w:t>
       </w:r>
     </w:p>
+    <w:sectPr>
+      <w:pgSz w:w="11906" w:h="16838"/>
+      <w:pgMar w:top="1440" w:right="1440" w:bottom="1440" w:left="1440" w:header="720" w:footer="720" w:gutter="0"/>
+    </w:sectPr>
   </w:body>
 </w:document>
 </file>